--- a/pertemuan4/Report/Raffa Yuda Pratama_0110224081_LaporanPraktikumMandiri4.docx
+++ b/pertemuan4/Report/Raffa Yuda Pratama_0110224081_LaporanPraktikumMandiri4.docx
@@ -70,203 +70,131 @@
     </w:p>
     <w:p>
       <w:pPr>
-        <w:ind w:left="23"/>
-        <w:rPr>
-          <w:rFonts w:ascii="Cambria"/>
+        <w:spacing w:after="240"/>
+        <w:ind w:left="1418"/>
+        <w:rPr>
+          <w:rFonts w:ascii="Cambria" w:hAnsi="Cambria"/>
           <w:b/>
-        </w:rPr>
-      </w:pPr>
-      <w:r>
-        <w:rPr>
-          <w:rFonts w:ascii="Cambria"/>
+          <w:bCs/>
+        </w:rPr>
+      </w:pPr>
+      <w:r>
+        <w:rPr>
+          <w:rFonts w:ascii="Cambria" w:hAnsi="Cambria"/>
           <w:b/>
-          <w:spacing w:val="-2"/>
-        </w:rPr>
-        <w:t>Raffa</w:t>
-      </w:r>
-      <w:r>
-        <w:rPr>
-          <w:rFonts w:ascii="Cambria"/>
+          <w:bCs/>
+          <w:lang w:val="en-US"/>
+        </w:rPr>
+        <w:t>Raffa Yuda Pratama</w:t>
+      </w:r>
+      <w:r>
+        <w:rPr>
+          <w:rFonts w:ascii="Cambria" w:hAnsi="Cambria"/>
           <w:b/>
-          <w:spacing w:val="-6"/>
+          <w:bCs/>
+        </w:rPr>
+        <w:t xml:space="preserve"> - </w:t>
+      </w:r>
+      <w:r>
+        <w:rPr>
+          <w:rFonts w:ascii="Cambria" w:hAnsi="Cambria"/>
+          <w:b/>
+          <w:bCs/>
+          <w:lang w:val="en-US"/>
+        </w:rPr>
+        <w:t>0110224081</w:t>
+      </w:r>
+      <w:r>
+        <w:rPr>
+          <w:rFonts w:ascii="Cambria" w:hAnsi="Cambria"/>
+          <w:b/>
+          <w:bCs/>
         </w:rPr>
         <w:t xml:space="preserve"> </w:t>
       </w:r>
       <w:r>
         <w:rPr>
-          <w:rFonts w:ascii="Cambria"/>
+          <w:rFonts w:ascii="Cambria" w:hAnsi="Cambria"/>
           <w:b/>
-          <w:spacing w:val="-2"/>
-        </w:rPr>
-        <w:t>Yuda</w:t>
-      </w:r>
-      <w:r>
-        <w:rPr>
-          <w:rFonts w:ascii="Cambria"/>
+          <w:bCs/>
+          <w:vertAlign w:val="superscript"/>
+        </w:rPr>
+        <w:t>1*</w:t>
+      </w:r>
+    </w:p>
+    <w:p>
+      <w:pPr>
+        <w:pStyle w:val="IOP-CS-Affiliation"/>
+      </w:pPr>
+      <w:r>
+        <w:rPr>
+          <w:vertAlign w:val="superscript"/>
+        </w:rPr>
+        <w:t xml:space="preserve">1 </w:t>
+      </w:r>
+      <w:r>
+        <w:t>Teknik Informatika, STT Terpadu Nurul Fikri, Depok</w:t>
+      </w:r>
+    </w:p>
+    <w:p>
+      <w:pPr>
+        <w:pStyle w:val="IOP-CS-Affiliation"/>
+      </w:pPr>
+    </w:p>
+    <w:p>
+      <w:pPr>
+        <w:pStyle w:val="IOP-CS-Affiliation"/>
+        <w:rPr>
           <w:b/>
-          <w:spacing w:val="-6"/>
-        </w:rPr>
-        <w:t xml:space="preserve"> </w:t>
-      </w:r>
-      <w:r>
-        <w:rPr>
-          <w:rFonts w:ascii="Cambria"/>
-          <w:b/>
-          <w:spacing w:val="-2"/>
-        </w:rPr>
-        <w:t>Pratama</w:t>
-      </w:r>
-      <w:r>
-        <w:rPr>
-          <w:rFonts w:ascii="Cambria"/>
-          <w:b/>
-          <w:spacing w:val="-5"/>
-        </w:rPr>
-        <w:t xml:space="preserve"> </w:t>
-      </w:r>
-      <w:r>
-        <w:rPr>
-          <w:rFonts w:ascii="Cambria"/>
-          <w:b/>
-          <w:spacing w:val="-2"/>
-        </w:rPr>
-        <w:t>- 0110224081</w:t>
-      </w:r>
-    </w:p>
-    <w:p>
-      <w:pPr>
-        <w:pStyle w:val="BodyText"/>
-        <w:spacing w:before="3"/>
-        <w:rPr>
-          <w:rFonts w:ascii="Cambria"/>
-          <w:b/>
-        </w:rPr>
-      </w:pPr>
-    </w:p>
-    <w:p>
-      <w:pPr>
-        <w:spacing w:line="259" w:lineRule="auto"/>
-        <w:ind w:left="23" w:right="4648"/>
-        <w:rPr>
-          <w:rFonts w:ascii="Cambria"/>
-          <w:sz w:val="20"/>
-        </w:rPr>
-      </w:pPr>
-      <w:r>
-        <w:rPr>
-          <w:rFonts w:ascii="Cambria"/>
-          <w:sz w:val="20"/>
-        </w:rPr>
-        <w:t>Teknik</w:t>
-      </w:r>
-      <w:r>
-        <w:rPr>
-          <w:rFonts w:ascii="Cambria"/>
-          <w:spacing w:val="-12"/>
-          <w:sz w:val="20"/>
-        </w:rPr>
-        <w:t xml:space="preserve"> </w:t>
-      </w:r>
-      <w:r>
-        <w:rPr>
-          <w:rFonts w:ascii="Cambria"/>
-          <w:sz w:val="20"/>
-        </w:rPr>
-        <w:t>Informatika,</w:t>
-      </w:r>
-      <w:r>
-        <w:rPr>
-          <w:rFonts w:ascii="Cambria"/>
-          <w:spacing w:val="-12"/>
-          <w:sz w:val="20"/>
-        </w:rPr>
-        <w:t xml:space="preserve"> </w:t>
-      </w:r>
-      <w:r>
-        <w:rPr>
-          <w:rFonts w:ascii="Cambria"/>
-          <w:sz w:val="20"/>
-        </w:rPr>
-        <w:t>STT</w:t>
-      </w:r>
-      <w:r>
-        <w:rPr>
-          <w:rFonts w:ascii="Cambria"/>
-          <w:spacing w:val="-11"/>
-          <w:sz w:val="20"/>
-        </w:rPr>
-        <w:t xml:space="preserve"> </w:t>
-      </w:r>
-      <w:r>
-        <w:rPr>
-          <w:rFonts w:ascii="Cambria"/>
-          <w:sz w:val="20"/>
-        </w:rPr>
-        <w:t>Terpadu</w:t>
-      </w:r>
-      <w:r>
-        <w:rPr>
-          <w:rFonts w:ascii="Cambria"/>
-          <w:spacing w:val="-12"/>
-          <w:sz w:val="20"/>
-        </w:rPr>
-        <w:t xml:space="preserve"> </w:t>
-      </w:r>
-      <w:r>
-        <w:rPr>
-          <w:rFonts w:ascii="Cambria"/>
-          <w:sz w:val="20"/>
-        </w:rPr>
-        <w:t>Nurul</w:t>
-      </w:r>
-      <w:r>
-        <w:rPr>
-          <w:rFonts w:ascii="Cambria"/>
-          <w:spacing w:val="-11"/>
-          <w:sz w:val="20"/>
-        </w:rPr>
-        <w:t xml:space="preserve"> </w:t>
-      </w:r>
-      <w:r>
-        <w:rPr>
-          <w:rFonts w:ascii="Cambria"/>
-          <w:sz w:val="20"/>
-        </w:rPr>
-        <w:t>Fikri,</w:t>
-      </w:r>
-      <w:r>
-        <w:rPr>
-          <w:rFonts w:ascii="Cambria"/>
-          <w:spacing w:val="-11"/>
-          <w:sz w:val="20"/>
-        </w:rPr>
-        <w:t xml:space="preserve"> </w:t>
-      </w:r>
-      <w:r>
-        <w:rPr>
-          <w:rFonts w:ascii="Cambria"/>
-          <w:sz w:val="20"/>
-        </w:rPr>
-        <w:t xml:space="preserve">Depok E-mail: </w:t>
-      </w:r>
-      <w:hyperlink r:id="rId5">
+          <w:bCs/>
+          <w:color w:val="FF0000"/>
+          <w:sz w:val="22"/>
+          <w:szCs w:val="22"/>
+        </w:rPr>
+      </w:pPr>
+      <w:r>
+        <w:rPr>
+          <w:vertAlign w:val="superscript"/>
+        </w:rPr>
+        <w:t>*</w:t>
+      </w:r>
+      <w:r>
+        <w:t xml:space="preserve">E-mail: </w:t>
+      </w:r>
+      <w:hyperlink r:id="rId5" w:history="1">
         <w:r>
           <w:rPr>
-            <w:rFonts w:ascii="Cambria"/>
-            <w:sz w:val="20"/>
+            <w:rStyle w:val="Hyperlink"/>
           </w:rPr>
-          <w:t>0110224081@student.nurulfikri.ac.id</w:t>
+          <w:t>011022</w:t>
         </w:r>
       </w:hyperlink>
-    </w:p>
-    <w:p>
-      <w:pPr>
-        <w:pStyle w:val="BodyText"/>
-        <w:rPr>
-          <w:rFonts w:ascii="Cambria"/>
-          <w:sz w:val="20"/>
-        </w:rPr>
-      </w:pPr>
+      <w:r>
+        <w:rPr>
+          <w:rStyle w:val="Hyperlink"/>
+        </w:rPr>
+        <w:t>4081@student.nurulfikri.ac.id</w:t>
+      </w:r>
+      <w:r>
+        <w:rPr>
+          <w:b/>
+          <w:bCs/>
+          <w:color w:val="FF0000"/>
+          <w:sz w:val="22"/>
+          <w:szCs w:val="22"/>
+        </w:rPr>
+        <w:t xml:space="preserve"> </w:t>
+      </w:r>
+      <w:r>
+        <w:rPr>
+          <w:b/>
+          <w:bCs/>
+          <w:color w:val="FF0000"/>
+          <w:sz w:val="22"/>
+          <w:szCs w:val="22"/>
+        </w:rPr>
+        <w:t xml:space="preserve"> </w:t>
+      </w:r>
     </w:p>
     <w:p>
       <w:pPr>
@@ -388,6 +316,9 @@
         <w:jc w:val="center"/>
       </w:pPr>
       <w:r>
+        <w:rPr>
+          <w:noProof/>
+        </w:rPr>
         <w:drawing>
           <wp:inline distT="0" distB="0" distL="0" distR="0" wp14:anchorId="1504EF72" wp14:editId="76F29297">
             <wp:extent cx="4322182" cy="2949336"/>
@@ -1231,6 +1162,7 @@
         <w:rPr>
           <w:b/>
           <w:bCs/>
+          <w:noProof/>
         </w:rPr>
         <w:drawing>
           <wp:inline distT="0" distB="0" distL="0" distR="0" wp14:anchorId="32149ECA" wp14:editId="1D2B6FE2">
@@ -1547,6 +1479,9 @@
         <w:jc w:val="center"/>
       </w:pPr>
       <w:r>
+        <w:rPr>
+          <w:noProof/>
+        </w:rPr>
         <w:drawing>
           <wp:inline distT="0" distB="0" distL="0" distR="0" wp14:anchorId="2E59C5EE" wp14:editId="02589E74">
             <wp:extent cx="4492717" cy="1528394"/>
@@ -1949,6 +1884,9 @@
         <w:jc w:val="center"/>
       </w:pPr>
       <w:r>
+        <w:rPr>
+          <w:noProof/>
+        </w:rPr>
         <w:drawing>
           <wp:inline distT="0" distB="0" distL="0" distR="0" wp14:anchorId="41242C9B" wp14:editId="62FFDA54">
             <wp:extent cx="4263917" cy="3557175"/>
@@ -2415,6 +2353,9 @@
         <w:jc w:val="center"/>
       </w:pPr>
       <w:r>
+        <w:rPr>
+          <w:noProof/>
+        </w:rPr>
         <w:drawing>
           <wp:inline distT="0" distB="0" distL="0" distR="0" wp14:anchorId="1E61A5E3" wp14:editId="76E7F30C">
             <wp:extent cx="4751709" cy="3465202"/>
@@ -2796,7 +2737,7 @@
           <w:rPr>
             <w:rStyle w:val="Hyperlink"/>
           </w:rPr>
-          <w:t>https://github.com/raffayuda/Machine-Learning/blob/main/pertemuan3/Notebook/praktikum/praktikum3.ipynb</w:t>
+          <w:t>https://github.com/raffayuda/Machine-Learning/blob/main/pertemuan4/Notebook/praktikum/praktikum4.ipynb</w:t>
         </w:r>
       </w:hyperlink>
     </w:p>
@@ -2829,7 +2770,7 @@
           <w:rPr>
             <w:rStyle w:val="Hyperlink"/>
           </w:rPr>
-          <w:t>https://github.com/raffayuda/Machine-Learning/blob/main/pertemuan3/Notebook/tugas/mandiri3.ipynb</w:t>
+          <w:t>https://github.com/raffayuda/Machine-Learning/blob/main/pertemuan4/Notebook/tugas/mandiri4.ipynb</w:t>
         </w:r>
       </w:hyperlink>
     </w:p>
@@ -9387,6 +9328,7 @@
   <w:style w:type="character" w:default="1" w:styleId="DefaultParagraphFont">
     <w:name w:val="Default Paragraph Font"/>
     <w:uiPriority w:val="1"/>
+    <w:semiHidden/>
     <w:unhideWhenUsed/>
   </w:style>
   <w:style w:type="table" w:default="1" w:styleId="TableNormal">
@@ -9556,6 +9498,42 @@
     <w:rPr>
       <w:rFonts w:ascii="Times New Roman" w:eastAsia="Times New Roman" w:hAnsi="Times New Roman" w:cs="Times New Roman"/>
       <w:lang w:val="id"/>
+    </w:rPr>
+  </w:style>
+  <w:style w:type="paragraph" w:customStyle="1" w:styleId="IOP-CS-Affiliation">
+    <w:name w:val="IOP-CS-Affiliation"/>
+    <w:basedOn w:val="Normal"/>
+    <w:link w:val="IOP-CS-AffiliationChar"/>
+    <w:qFormat/>
+    <w:rsid w:val="00BC600C"/>
+    <w:pPr>
+      <w:widowControl/>
+      <w:autoSpaceDE/>
+      <w:autoSpaceDN/>
+      <w:spacing w:line="259" w:lineRule="auto"/>
+      <w:ind w:left="1418"/>
+    </w:pPr>
+    <w:rPr>
+      <w:rFonts w:ascii="Cambria" w:eastAsiaTheme="minorHAnsi" w:hAnsi="Cambria" w:cstheme="minorBidi"/>
+      <w:kern w:val="2"/>
+      <w:sz w:val="20"/>
+      <w:szCs w:val="20"/>
+      <w:lang w:val="en-GB"/>
+      <w14:ligatures w14:val="standardContextual"/>
+    </w:rPr>
+  </w:style>
+  <w:style w:type="character" w:customStyle="1" w:styleId="IOP-CS-AffiliationChar">
+    <w:name w:val="IOP-CS-Affiliation Char"/>
+    <w:basedOn w:val="DefaultParagraphFont"/>
+    <w:link w:val="IOP-CS-Affiliation"/>
+    <w:rsid w:val="00BC600C"/>
+    <w:rPr>
+      <w:rFonts w:ascii="Cambria" w:hAnsi="Cambria"/>
+      <w:kern w:val="2"/>
+      <w:sz w:val="20"/>
+      <w:szCs w:val="20"/>
+      <w:lang w:val="en-GB"/>
+      <w14:ligatures w14:val="standardContextual"/>
     </w:rPr>
   </w:style>
 </w:styles>
